--- a/DieLetzteFreiheit_2eng.docx
+++ b/DieLetzteFreiheit_2eng.docx
@@ -342,7 +342,7 @@
     </w:p>
     <w:sdt>
       <w:sdtPr>
-        <w:id w:val="-1810850047"/>
+        <w:id w:val="-453583882"/>
         <w:docPartObj>
           <w:docPartGallery w:val="Table of Contents"/>
           <w:docPartUnique w:val="1"/>
@@ -10275,97 +10275,62 @@
     </w:p>
     <w:p>
       <w:pPr>
-        <w:rPr/>
-      </w:pPr>
-      <w:r>
-        <w:rPr>
-          <w:rtl w:val="0"/>
-        </w:rPr>
-        <w:t xml:space="preserve">The Pompeii project I.R.A.R.A.H. is strongly influenced by the thoughts and ideas of my parents, as well as by Teilhard de Chardin, Stanisław Lem, and David Deutsch. These influences have significantly shaped my worldview and the themes addressed in the story.</w:t>
-      </w:r>
-    </w:p>
-    <w:p>
-      <w:pPr>
-        <w:rPr/>
-      </w:pPr>
-      <w:r>
-        <w:rPr>
-          <w:rtl w:val="0"/>
-        </w:rPr>
-      </w:r>
-    </w:p>
-    <w:p>
-      <w:pPr>
-        <w:rPr/>
-      </w:pPr>
-      <w:r>
-        <w:rPr>
-          <w:rtl w:val="0"/>
-        </w:rPr>
-        <w:t xml:space="preserve">The plot was also influenced by various thinkers, including Yuval Noah Harari, David Deutsch, Andre W. Trask, and others. Their considerations are reflected in the way the story is told and the central conflicts are developed.</w:t>
-      </w:r>
-    </w:p>
-    <w:p>
-      <w:pPr>
-        <w:rPr/>
-      </w:pPr>
-      <w:r>
-        <w:rPr>
-          <w:rtl w:val="0"/>
-        </w:rPr>
-      </w:r>
-    </w:p>
-    <w:p>
-      <w:pPr>
-        <w:rPr/>
-      </w:pPr>
-      <w:r>
-        <w:rPr>
-          <w:rtl w:val="0"/>
-        </w:rPr>
-        <w:t xml:space="preserve">However, the characters, plot, and narrative structure are the result of my own work—and my mistakes. I spent countless hours checking the plot and characters for consistency and coherence with H.K., E.H., and J.S., as well as with the help of ChatGPT, DeepSeek, Google, and Bing.</w:t>
-      </w:r>
-    </w:p>
-    <w:p>
-      <w:pPr>
-        <w:rPr/>
-      </w:pPr>
-      <w:r>
-        <w:rPr>
-          <w:rtl w:val="0"/>
-        </w:rPr>
-      </w:r>
-    </w:p>
-    <w:p>
-      <w:pPr>
-        <w:rPr/>
-      </w:pPr>
-      <w:r>
-        <w:rPr>
-          <w:rtl w:val="0"/>
-        </w:rPr>
-        <w:t xml:space="preserve">For the visual design and chapter headings, I used text-to-image AI programs that provided me with creative and freely available images.</w:t>
-      </w:r>
-    </w:p>
-    <w:p>
-      <w:pPr>
-        <w:rPr/>
-      </w:pPr>
-      <w:r>
-        <w:rPr>
-          <w:rtl w:val="0"/>
-        </w:rPr>
-      </w:r>
-    </w:p>
-    <w:p>
-      <w:pPr>
-        <w:rPr/>
-      </w:pPr>
-      <w:r>
-        <w:rPr>
-          <w:rtl w:val="0"/>
-        </w:rPr>
-        <w:t xml:space="preserve">The themes that play a role in the narrative—city-states, escape, intelligence gathering, espionage, and artificial intelligence—can be found in the works of H.G. Wells, Herbert W. Franke, William F. Nolan, and George Clayton Johnson, as well as in the writings of Harari, Lem, and Deutsch. These literary and philosophical influences have decisively shaped and enriched the world of The Pompeii Project I.R.A.R.A.H.</w:t>
+        <w:spacing w:after="240" w:before="240" w:lineRule="auto"/>
+        <w:rPr/>
+      </w:pPr>
+      <w:r>
+        <w:rPr>
+          <w:rtl w:val="0"/>
+        </w:rPr>
+        <w:t xml:space="preserve">The Pompeii project I.R.A.R.A.H. is significantly influenced by the thoughts and ideas of my parents, as well as by Teilhard de Chardin, Stanisław Lem, and David Deutsch. Their perspectives shaped my worldview and, consequently, the themes and questions underlying the narrative.</w:t>
+      </w:r>
+    </w:p>
+    <w:p>
+      <w:pPr>
+        <w:spacing w:after="240" w:before="240" w:lineRule="auto"/>
+        <w:rPr/>
+      </w:pPr>
+      <w:r>
+        <w:rPr>
+          <w:rtl w:val="0"/>
+        </w:rPr>
+        <w:t xml:space="preserve">The plot was also influenced by various thinkers, including Yuval Noah Harari, David Deutsch, and Andre W. Trask. Their ideas helped develop the narrative perspective, shape the central conflicts, and explore the intellectual tensions of the story.</w:t>
+      </w:r>
+    </w:p>
+    <w:p>
+      <w:pPr>
+        <w:spacing w:after="240" w:before="240" w:lineRule="auto"/>
+        <w:rPr/>
+      </w:pPr>
+      <w:r>
+        <w:rPr>
+          <w:rtl w:val="0"/>
+        </w:rPr>
+        <w:t xml:space="preserve">However, the characters, plot, and narrative structure are the result of my own work, including its errors and imperfections. Over countless hours, I worked with H. K., E. H., and J. S. to check the plot and characters for consistency and coherence, and tested alternative formulations using ChatGPT, DeepSeek, Google, and Bing.</w:t>
+      </w:r>
+    </w:p>
+    <w:p>
+      <w:pPr>
+        <w:spacing w:after="240" w:before="240" w:lineRule="auto"/>
+        <w:rPr/>
+      </w:pPr>
+      <w:r>
+        <w:rPr>
+          <w:rtl w:val="0"/>
+        </w:rPr>
+        <w:t xml:space="preserve">The narrative was created through an iterative process, employing AI tools for structuring, verifying internal connections, and developing linguistic variations. The conceptualization, source selection and weighting, and final editing were my responsibility as the author. The AI ​​served as a tool, not as the creator.</w:t>
+      </w:r>
+    </w:p>
+    <w:p>
+      <w:pPr>
+        <w:spacing w:after="240" w:before="240" w:lineRule="auto"/>
+        <w:rPr/>
+      </w:pPr>
+      <w:r>
+        <w:rPr>
+          <w:rtl w:val="0"/>
+        </w:rPr>
+        <w:t xml:space="preserve">The narrative's themes, city-states, escape, intelligence gathering, espionage, and artificial intelligence, are rooted in a literary tradition stretching from H. G. Wells through Herbert W. Franke, William F. Nolan, and George Clayton Johnson to Harari, Lem, and Deutsch. Their works and ideas form a rich and diverse resonance within which the world of The Pompeii Project I.R.A.R.A.H. unfolds. They have shaped and enriched the project without diminishing its unique narrative form.</w:t>
       </w:r>
     </w:p>
     <w:p>
